--- a/ru/discovery-articles/1.9 Печатный станок.docx
+++ b/ru/discovery-articles/1.9 Печатный станок.docx
@@ -4,13 +4,20 @@
   <w:body>
     <w:p>
       <w:pPr>
-        <w:spacing w:before="0" w:after="80"/>
+        <w:pStyle w:val="Title"/>
+        <w:widowControl/>
+      </w:pPr>
+      <w:r>
+        <w:t>1.9 Печатный станок</w:t>
+      </w:r>
+    </w:p>
+    <w:p>
+      <w:pPr>
+        <w:keepNext/>
+        <w:widowControl/>
       </w:pPr>
       <w:r>
         <w:rPr>
-          <w:rFonts w:ascii="Calibri" w:hAnsi="Calibri" w:cs="Calibri"/>
-          <w:b/>
-          <w:color w:val="2E74B5"/>
           <w:sz w:val="20"/>
         </w:rPr>
         <w:t>1. Основы цивилизации</w:t>
@@ -19,121 +26,81 @@
     <w:p>
       <w:pPr>
         <w:keepNext/>
-        <w:spacing w:before="0" w:after="120"/>
+        <w:widowControl/>
       </w:pPr>
       <w:r>
         <w:rPr>
-          <w:rFonts w:ascii="Calibri" w:hAnsi="Calibri" w:cs="Calibri"/>
-          <w:b/>
-          <w:color w:val="0B2545"/>
-          <w:sz w:val="48"/>
+          <w:sz w:val="20"/>
         </w:rPr>
-        <w:t>1.9 Печатный станок</w:t>
+        <w:t>Период: около 1440 года н. э. (станок Гутенберга с подвижными литерами в Европе); около 1040 года (подвижный шрифт в Китае) | Основные участники: Иоганн Гутенберг, Европа; Би Шэн, Китай, около 1040 года — более ранний подвижный шрифт</w:t>
       </w:r>
     </w:p>
     <w:p>
       <w:pPr>
-        <w:spacing w:before="0" w:after="200" w:line="276" w:lineRule="auto"/>
+        <w:widowControl/>
       </w:pPr>
       <w:r>
-        <w:rPr>
-          <w:rFonts w:ascii="Calibri" w:hAnsi="Calibri" w:cs="Calibri"/>
-          <w:i/>
-          <w:color w:val="666666"/>
-          <w:sz w:val="21"/>
-        </w:rPr>
-        <w:t>Период: около 1440 г. — европейский станок Гутенберга с подвижными литерами; около 1040 г. — подвижный шрифт в Китае | Основные имена: Иоганн Гутенберг в Европе; Би Шэн — создатель более раннего китайского подвижного шрифта</w:t>
-      </w:r>
-    </w:p>
-    <w:p>
-      <w:pPr>
-        <w:spacing w:before="0" w:after="200" w:line="300" w:lineRule="auto"/>
-      </w:pPr>
-      <w:r>
-        <w:rPr>
-          <w:rFonts w:ascii="Calibri" w:hAnsi="Calibri" w:cs="Calibri"/>
-          <w:color w:val="0B2545"/>
-          <w:sz w:val="23"/>
-        </w:rPr>
-        <w:t>Печатный станок с набором из отдельных металлических литер позволяет многократно воспроизводить страницу с гораздо меньшими затратами труда, чем при переписывании от руки. В XV веке мастерская Иоганна Гутенберга удешевила книги и сделала распространение идей почти неудержимым.</w:t>
+        <w:t>Печатный станок с подвижными металлическими литерами позволяет многократно воспроизводить страницу с гораздо меньшими затратами труда, чем переписывание от руки. В XV веке мастерская Иоганна Гутенберга сделала книги дешевле, а распространение идей — труднее поддающимся контролю.</w:t>
       </w:r>
     </w:p>
     <w:p>
       <w:pPr>
         <w:pStyle w:val="Heading1"/>
+        <w:widowControl/>
       </w:pPr>
       <w:r>
-        <w:t>Ключевые факты</w:t>
+        <w:t>Кратко о главном</w:t>
       </w:r>
     </w:p>
     <w:p>
       <w:pPr>
-        <w:keepLines/>
-        <w:spacing w:after="80" w:line="300" w:lineRule="auto"/>
-        <w:numPr>
-          <w:ilvl w:val="0"/>
-          <w:numId w:val="10"/>
-        </w:numPr>
+        <w:pStyle w:val="ListBullet"/>
+        <w:widowControl/>
       </w:pPr>
       <w:r>
-        <w:t>В Восточной Азии ксилография, а в Китае и подвижный шрифт применялись за несколько столетий до Гутенберга.</w:t>
+        <w:t>В Восточной Азии печатали с деревянных досок, а в Китае применяли подвижный шрифт за несколько столетий до Гутенберга.</w:t>
       </w:r>
     </w:p>
     <w:p>
       <w:pPr>
-        <w:keepLines/>
-        <w:spacing w:after="80" w:line="300" w:lineRule="auto"/>
-        <w:numPr>
-          <w:ilvl w:val="0"/>
-          <w:numId w:val="10"/>
-        </w:numPr>
+        <w:pStyle w:val="ListBullet"/>
+        <w:widowControl/>
       </w:pPr>
       <w:r>
-        <w:t>В XI веке Би Шэн изготовил подвижные литеры из обожжённой глины.</w:t>
+        <w:t>В XI веке Би Шэн изготовил подвижные литеры из керамики.</w:t>
       </w:r>
     </w:p>
     <w:p>
       <w:pPr>
-        <w:keepLines/>
-        <w:spacing w:after="80" w:line="300" w:lineRule="auto"/>
-        <w:numPr>
-          <w:ilvl w:val="0"/>
-          <w:numId w:val="10"/>
-        </w:numPr>
+        <w:pStyle w:val="ListBullet"/>
+        <w:widowControl/>
       </w:pPr>
       <w:r>
-        <w:t>В 1440–1450-х годах Гутенберг объединил металлический шрифт, масляную краску и печатный пресс в единую систему.</w:t>
+        <w:t>В 1440–1450-х годах Гутенберг в Майнце объединил металлический шрифт, краску на масляной основе и печатный пресс.</w:t>
       </w:r>
     </w:p>
     <w:p>
       <w:pPr>
-        <w:keepLines/>
-        <w:spacing w:after="80" w:line="300" w:lineRule="auto"/>
-        <w:numPr>
-          <w:ilvl w:val="0"/>
-          <w:numId w:val="10"/>
-        </w:numPr>
+        <w:pStyle w:val="ListBullet"/>
+        <w:widowControl/>
       </w:pPr>
       <w:r>
-        <w:t>Сорокадвухстрочная Библия доказала, что объёмную книгу можно выпускать многочисленными одинаковыми экземплярами.</w:t>
+        <w:t>42-строчная Библия показала, что большую книгу можно выпускать многими экземплярами.</w:t>
       </w:r>
     </w:p>
     <w:p>
       <w:pPr>
-        <w:keepLines/>
-        <w:spacing w:after="80" w:line="300" w:lineRule="auto"/>
-        <w:numPr>
-          <w:ilvl w:val="0"/>
-          <w:numId w:val="10"/>
-        </w:numPr>
+        <w:pStyle w:val="ListBullet"/>
+        <w:widowControl/>
       </w:pPr>
       <w:r>
-        <w:t>Печать ускорила развитие науки, новостей и религиозных споров в Европе.</w:t>
+        <w:t>Печать ускорила развитие науки, распространение новостей и религиозные споры в Европе.</w:t>
       </w:r>
     </w:p>
     <w:p>
       <w:pPr>
         <w:pStyle w:val="Heading1"/>
+        <w:widowControl/>
       </w:pPr>
       <w:r>
         <w:t>Что это такое</w:t>
@@ -141,143 +108,101 @@
     </w:p>
     <w:p>
       <w:pPr>
-        <w:keepLines w:val="0"/>
+        <w:widowControl/>
       </w:pPr>
       <w:r>
-        <w:t>Печатный станок прижимает покрытые краской литеры или резную доску к бумаге. При наборной печати каждая буква отлита как отдельная деталь, которую можно переставлять и вновь использовать для следующей страницы.</w:t>
-      </w:r>
-    </w:p>
-    <w:p>
-      <w:pPr>
-        <w:keepLines w:val="0"/>
-      </w:pPr>
-      <w:r>
-        <w:t>После набора страницы за один день можно получить множество оттисков. Так единичная рукопись превращается в тираж — словно набор штампов, из которого заново собирают каждую страницу. Станок не создаёт идеи, но позволяет многократно их воспроизводить.</w:t>
+        <w:t>Печатный станок прижимает к бумаге покрытые краской литеры или резную доску. Подвижный шрифт состоит из отдельных знаков, которые можно переставлять для набора новой страницы. После набора за день получают множество оттисков. Так вместо единственной рукописи появляется тираж. Это похоже на набор печатей, из которых для каждой страницы составляют новую форму. Станок не создаёт идеи, но многократно увеличивает число их копий.</w:t>
       </w:r>
     </w:p>
     <w:p>
       <w:pPr>
         <w:pStyle w:val="Heading1"/>
+        <w:widowControl/>
       </w:pPr>
       <w:r>
-        <w:t>Кто это открыл или изобрёл</w:t>
+        <w:t>Кто открыл или изобрёл</w:t>
       </w:r>
     </w:p>
     <w:p>
       <w:pPr>
-        <w:keepLines w:val="0"/>
+        <w:widowControl/>
       </w:pPr>
       <w:r>
-        <w:t>В XI веке китаец Би Шэн создал подвижные литеры из обожжённой глины, а в Корее позднее использовали металлический шрифт. Ксилографическая печать с резных досок существовала в Восточной Азии ещё раньше.</w:t>
-      </w:r>
-    </w:p>
-    <w:p>
-      <w:pPr>
-        <w:keepLines w:val="0"/>
-      </w:pPr>
-      <w:r>
-        <w:t>В 1440–1450-х годах Иоганн Гутенберг из Майнца объединил долговечные металлические литеры, подходящую масляную краску и пресс, приспособленный из оборудования для виноделия или изготовления бумаги. Он не изобрёл печать с нуля, но создал систему, хорошо отвечавшую особенностям европейских алфавитов и книжного рынка.</w:t>
+        <w:t>В XI веке в Китае Би Шэн создал подвижный шрифт из обожжённой глины; позднее в Корее применяли металлические литеры. Печать с деревянных досок к тому времени давно существовала в Восточной Азии. В Европе Иоганн Гутенберг из Майнца в 1440–1450-х годах соединил прочный металлический шрифт, подходящую краску и пресс, приспособленный из оборудования для виноделия или изготовления бумаги. Он не изобрёл печать с нуля, а создал систему, подходившую европейским алфавитам и рынкам.</w:t>
       </w:r>
     </w:p>
     <w:p>
       <w:pPr>
         <w:pStyle w:val="Heading1"/>
+        <w:widowControl/>
       </w:pPr>
       <w:r>
-        <w:t>Когда и как это появилось</w:t>
+        <w:t>Когда и как появилось</w:t>
       </w:r>
     </w:p>
     <w:p>
       <w:pPr>
-        <w:keepLines w:val="0"/>
+        <w:widowControl/>
       </w:pPr>
       <w:r>
-        <w:t>Знаменитая сорокадвухстрочная Библия Гутенберга вышла примерно в 1455 году. Уже через несколько десятилетий типографии работали во многих европейских городах.</w:t>
-      </w:r>
-    </w:p>
-    <w:p>
-      <w:pPr>
-        <w:keepLines w:val="0"/>
-      </w:pPr>
-      <w:r>
-        <w:t>Распространению новой технологии помогли спрос на тексты, доступность бумаги и развитое ремесло металлообработки. Алфавит с относительно небольшим числом знаков особенно хорошо подходил для наборной печати, а торговля и войны быстро разнесли книги далеко за пределы одной мастерской.</w:t>
+        <w:t>Знаменитая 42-строчная Библия Гутенберга вышла примерно в 1455 году. За несколько десятилетий печатные станки появились во многих городах Европы. Этому помогли спрос на тексты, доступность бумаги и развитое металлообрабатывающее ремесло. Алфавит с относительно небольшим числом букв особенно хорошо подходил для подвижного набора. Торговля и войны переносили печатные книги далеко за пределы возможностей отдельной мастерской.</w:t>
       </w:r>
     </w:p>
     <w:p>
       <w:pPr>
         <w:pStyle w:val="Heading1"/>
+        <w:widowControl/>
       </w:pPr>
       <w:r>
-        <w:t>Научное значение</w:t>
+        <w:t>Значение для науки</w:t>
       </w:r>
     </w:p>
     <w:p>
       <w:pPr>
-        <w:keepLines w:val="0"/>
+        <w:widowControl/>
       </w:pPr>
       <w:r>
-        <w:t>Печать стандартизировала тексты: читатели в разных местах могли ссылаться на одни и те же страницы и вместе выявлять ошибки. Научные чертежи, карты и таблицы стало проще точно воспроизводить и распространять.</w:t>
-      </w:r>
-    </w:p>
-    <w:p>
-      <w:pPr>
-        <w:keepLines w:val="0"/>
-      </w:pPr>
-      <w:r>
-        <w:t>Историк Элизабет Эйзенстайн и другие исследователи считали печать одной из движущих сил Реформации, научной революции и формирования современной публичной сферы. Точность по-прежнему зависела от наборщика, зато стоимость каждого дополнительного экземпляра резко снизилась.</w:t>
+        <w:t>Печать сделала тексты единообразнее: два читателя могли сравнивать страницы с одинаковыми номерами и выявлять ошибки. Научные рисунки, карты и таблицы стало легче распространять. Историк Элизабет Эйзенстайн и другие исследователи рассматривали печать как важную силу перемен в Реформации, научной революции и становлении современной читающей общественности. Точность по-прежнему зависела от наборщика, но стоимость копии резко снизилась.</w:t>
       </w:r>
     </w:p>
     <w:p>
       <w:pPr>
         <w:pStyle w:val="Heading1"/>
+        <w:widowControl/>
       </w:pPr>
       <w:r>
-        <w:t>Влияние на последующее развитие</w:t>
+        <w:t>Влияние на дальнейшее развитие</w:t>
       </w:r>
     </w:p>
     <w:p>
       <w:pPr>
-        <w:keepLines w:val="0"/>
+        <w:widowControl/>
       </w:pPr>
       <w:r>
-        <w:t>Газеты, брошюры, романы и школьные учебники — прямые наследники печатного станка. Затем появились ротационные машины, линотип, офсетная и цифровая печать.</w:t>
-      </w:r>
-    </w:p>
-    <w:p>
-      <w:pPr>
-        <w:keepLines w:val="0"/>
-      </w:pPr>
-      <w:r>
-        <w:t>Принцип «одна подготовленная форма — множество копий» проявился также в радиовещании, телевидении и интернете. Настольные издательские системы и лазерные принтеры перенесли возможности типографии в обычный офис.</w:t>
+        <w:t>Из печатного дела выросли газеты, брошюры, романы и школьные учебники. Затем появились ротационные машины, линотип — машина для отливки наборных строк, офсетная и цифровая печать. Принцип «одна подготовленная форма — множество копий» проявляется также в вещании и интернете. Настольные издательские системы и лазерные принтеры перенесли возможности типографии в обычный офис.</w:t>
       </w:r>
     </w:p>
     <w:p>
       <w:pPr>
         <w:pStyle w:val="Heading1"/>
+        <w:widowControl/>
       </w:pPr>
       <w:r>
-        <w:t>Как это изменило жизнь людей</w:t>
+        <w:t>Как изменило жизнь людей</w:t>
       </w:r>
     </w:p>
     <w:p>
       <w:pPr>
-        <w:keepLines w:val="0"/>
+        <w:widowControl/>
       </w:pPr>
       <w:r>
-        <w:t>Дешёвые книги расширили грамотность и создали массовую читающую публику. Вместе с полезными знаниями печать распространяла пропаганду и породила споры о цензуре и авторском праве. Религиозные, научные и политические дискуссии стали острее, потому что один и тот же текст оказался в руках множества людей.</w:t>
-      </w:r>
-    </w:p>
-    <w:p>
-      <w:pPr>
-        <w:keepLines w:val="0"/>
-      </w:pPr>
-      <w:r>
-        <w:t>Повседневность пополнилась газетами, а позднее недорогими книгами в мягкой обложке. Сам по себе станок не сделал людей мудрее, но превратил знание в нечто способное быстро преодолевать расстояния.</w:t>
+        <w:t>Дешёвые книги способствовали грамотности и формированию широкого круга читателей. Одновременно распространялась пропаганда, возникали конфликты вокруг цензуры и авторского права. Религия, наука и политика стали предметом более широких споров: всё больше людей могли прочитать один и тот же текст. В повседневную жизнь вошли газеты, позднее — недорогие книги в мягкой обложке. Сам по себе станок не делал людей мудрее, но позволял знаниям преодолевать расстояния.</w:t>
       </w:r>
     </w:p>
     <w:p>
       <w:pPr>
         <w:pStyle w:val="Heading1"/>
+        <w:widowControl/>
       </w:pPr>
       <w:r>
         <w:t>Источники и литература</w:t>
@@ -286,120 +211,126 @@
     <w:p>
       <w:pPr>
         <w:pStyle w:val="Heading2"/>
+        <w:widowControl/>
       </w:pPr>
       <w:r>
-        <w:t>A. Книги и основные научные труды</w:t>
+        <w:rPr>
+          <w:sz w:val="20"/>
+        </w:rPr>
+        <w:t>Книги и основные научные труды</w:t>
       </w:r>
     </w:p>
     <w:p>
       <w:pPr>
-        <w:keepLines/>
-        <w:spacing w:after="80" w:line="300" w:lineRule="auto"/>
-        <w:numPr>
-          <w:ilvl w:val="0"/>
-          <w:numId w:val="11"/>
-        </w:numPr>
+        <w:widowControl/>
       </w:pPr>
       <w:r>
-        <w:t>Eisenstein, Elizabeth L. The Printing Press as an Agent of Change. Cambridge: Cambridge University Press, 1979.</w:t>
+        <w:rPr>
+          <w:sz w:val="20"/>
+        </w:rPr>
+        <w:t>1. Eisenstein, Elizabeth L. The Printing Press as an Agent of Change. Cambridge: Cambridge University Press, 1979.</w:t>
       </w:r>
     </w:p>
     <w:p>
       <w:pPr>
         <w:pStyle w:val="Heading2"/>
+        <w:widowControl/>
       </w:pPr>
       <w:r>
-        <w:t>C. Материалы научных учреждений и энциклопедий</w:t>
+        <w:rPr>
+          <w:sz w:val="20"/>
+        </w:rPr>
+        <w:t>Материалы организаций и энциклопедии</w:t>
       </w:r>
     </w:p>
     <w:p>
       <w:pPr>
-        <w:keepLines/>
-        <w:spacing w:after="80" w:line="300" w:lineRule="auto"/>
-        <w:numPr>
-          <w:ilvl w:val="0"/>
-          <w:numId w:val="12"/>
-        </w:numPr>
+        <w:widowControl/>
       </w:pPr>
       <w:r>
-        <w:t>Encyclopaedia Britannica. «Printing press».</w:t>
+        <w:rPr>
+          <w:sz w:val="20"/>
+        </w:rPr>
+        <w:t xml:space="preserve">1. Encyclopaedia Britannica. 'Printing press.' </w:t>
       </w:r>
+      <w:hyperlink r:id="rId9">
+        <w:r>
+          <w:rPr>
+            <w:sz w:val="20"/>
+          </w:rPr>
+          <w:t>https://www.britannica.com/technology/printing-press</w:t>
+        </w:r>
+      </w:hyperlink>
       <w:r>
-        <w:t xml:space="preserve"> </w:t>
+        <w:rPr>
+          <w:sz w:val="20"/>
+        </w:rPr>
+      </w:r>
+    </w:p>
+    <w:p>
+      <w:pPr>
+        <w:pStyle w:val="Heading2"/>
+        <w:widowControl/>
+      </w:pPr>
+      <w:r>
+        <w:rPr>
+          <w:sz w:val="20"/>
+        </w:rPr>
+        <w:t>Материалы музеев, архивов и библиотек</w:t>
+      </w:r>
+    </w:p>
+    <w:p>
+      <w:pPr>
+        <w:widowControl/>
+      </w:pPr>
+      <w:r>
+        <w:rPr>
+          <w:sz w:val="20"/>
+        </w:rPr>
+        <w:t xml:space="preserve">1. British Library. Gutenberg Bible. </w:t>
+      </w:r>
+      <w:hyperlink r:id="rId10">
+        <w:r>
+          <w:rPr>
+            <w:sz w:val="20"/>
+          </w:rPr>
+          <w:t>https://www.bl.uk/collection-items/gutenberg-bible</w:t>
+        </w:r>
+      </w:hyperlink>
+      <w:r>
+        <w:rPr>
+          <w:sz w:val="20"/>
+        </w:rPr>
+      </w:r>
+    </w:p>
+    <w:p>
+      <w:pPr>
+        <w:widowControl/>
+      </w:pPr>
+      <w:r>
+        <w:rPr>
+          <w:sz w:val="20"/>
+        </w:rPr>
+        <w:t xml:space="preserve">2. Gutenberg-Museum Mainz. </w:t>
       </w:r>
       <w:hyperlink r:id="rId11">
         <w:r>
           <w:rPr>
-            <w:color w:val="0563C1"/>
-            <w:u w:val="single"/>
-          </w:rPr>
-          <w:t>https://www.britannica.com/technology/printing-press</w:t>
-        </w:r>
-      </w:hyperlink>
-    </w:p>
-    <w:p>
-      <w:pPr>
-        <w:pStyle w:val="Heading2"/>
-      </w:pPr>
-      <w:r>
-        <w:t>D. Музейные, архивные и библиотечные материалы</w:t>
-      </w:r>
-    </w:p>
-    <w:p>
-      <w:pPr>
-        <w:keepLines/>
-        <w:spacing w:after="80" w:line="300" w:lineRule="auto"/>
-        <w:numPr>
-          <w:ilvl w:val="0"/>
-          <w:numId w:val="13"/>
-        </w:numPr>
-      </w:pPr>
-      <w:r>
-        <w:t>British Library. Библия Гутенберга.</w:t>
-      </w:r>
-      <w:r>
-        <w:t xml:space="preserve"> </w:t>
-      </w:r>
-      <w:hyperlink r:id="rId12">
-        <w:r>
-          <w:rPr>
-            <w:color w:val="0563C1"/>
-            <w:u w:val="single"/>
-          </w:rPr>
-          <w:t>https://www.bl.uk/collection-items/gutenberg-bible</w:t>
-        </w:r>
-      </w:hyperlink>
-    </w:p>
-    <w:p>
-      <w:pPr>
-        <w:keepLines/>
-        <w:spacing w:after="80" w:line="300" w:lineRule="auto"/>
-        <w:numPr>
-          <w:ilvl w:val="0"/>
-          <w:numId w:val="13"/>
-        </w:numPr>
-      </w:pPr>
-      <w:r>
-        <w:t>Gutenberg-Museum Mainz.</w:t>
-      </w:r>
-      <w:r>
-        <w:t xml:space="preserve"> </w:t>
-      </w:r>
-      <w:hyperlink r:id="rId13">
-        <w:r>
-          <w:rPr>
-            <w:color w:val="0563C1"/>
-            <w:u w:val="single"/>
+            <w:sz w:val="20"/>
           </w:rPr>
           <w:t>https://www.gutenberg-museum.de/</w:t>
         </w:r>
       </w:hyperlink>
+      <w:r>
+        <w:rPr>
+          <w:sz w:val="20"/>
+        </w:rPr>
+      </w:r>
     </w:p>
     <w:sectPr>
-      <w:headerReference w:type="default" r:id="rId9"/>
-      <w:footerReference w:type="default" r:id="rId10"/>
-      <w:pgSz w:w="12240" w:h="15840"/>
-      <w:pgMar w:top="1440" w:right="1440" w:bottom="1440" w:left="1440" w:header="708" w:footer="708" w:gutter="0"/>
+      <w:footerReference w:type="default" r:id="rId12"/>
+      <w:pgSz w:w="11906" w:h="16838"/>
+      <w:pgMar w:top="1020" w:right="1134" w:bottom="1020" w:left="1134" w:header="720" w:footer="720" w:gutter="0"/>
       <w:cols w:space="720"/>
       <w:docGrid w:linePitch="360"/>
     </w:sectPr>
@@ -412,60 +343,11 @@
   <w:p>
     <w:pPr>
       <w:pStyle w:val="Footer"/>
-      <w:spacing w:before="0" w:after="0"/>
       <w:jc w:val="right"/>
     </w:pPr>
-    <w:r>
-      <w:rPr>
-        <w:rFonts w:ascii="Calibri" w:hAnsi="Calibri" w:cs="Calibri"/>
-        <w:color w:val="666666"/>
-        <w:sz w:val="18"/>
-      </w:rPr>
-      <w:t xml:space="preserve">Страница </w:t>
-    </w:r>
-    <w:r>
-      <w:rPr>
-        <w:rFonts w:ascii="Calibri" w:hAnsi="Calibri" w:cs="Calibri"/>
-        <w:color w:val="666666"/>
-        <w:sz w:val="18"/>
-      </w:rPr>
-      <w:fldChar w:fldCharType="begin"/>
-      <w:instrText xml:space="preserve"> PAGE </w:instrText>
-      <w:fldChar w:fldCharType="separate"/>
-      <w:t>1</w:t>
-      <w:fldChar w:fldCharType="end"/>
-    </w:r>
+    <w:fldSimple w:instr="PAGE"/>
   </w:p>
 </w:ftr>
-</file>
-
-<file path=word/header1.xml><?xml version="1.0" encoding="utf-8"?>
-<w:hdr xmlns:m="http://schemas.openxmlformats.org/officeDocument/2006/math" xmlns:mc="http://schemas.openxmlformats.org/markup-compatibility/2006" xmlns:mo="http://schemas.microsoft.com/office/mac/office/2008/main" xmlns:mv="urn:schemas-microsoft-com:mac:vml" xmlns:o="urn:schemas-microsoft-com:office:office" xmlns:r="http://schemas.openxmlformats.org/officeDocument/2006/relationships" xmlns:v="urn:schemas-microsoft-com:vml" xmlns:w10="urn:schemas-microsoft-com:office:word" xmlns:w14="http://schemas.microsoft.com/office/word/2010/wordml" xmlns:w="http://schemas.openxmlformats.org/wordprocessingml/2006/main" xmlns:wne="http://schemas.microsoft.com/office/word/2006/wordml" xmlns:wp14="http://schemas.microsoft.com/office/word/2010/wordprocessingDrawing" xmlns:wp="http://schemas.openxmlformats.org/drawingml/2006/wordprocessingDrawing" xmlns:wpc="http://schemas.microsoft.com/office/word/2010/wordprocessingCanvas" xmlns:wpg="http://schemas.microsoft.com/office/word/2010/wordprocessingGroup" xmlns:wpi="http://schemas.microsoft.com/office/word/2010/wordprocessingInk" xmlns:wps="http://schemas.microsoft.com/office/word/2010/wordprocessingShape" mc:Ignorable="w14 wp14">
-  <w:p>
-    <w:pPr>
-      <w:pStyle w:val="Header"/>
-      <w:spacing w:after="0"/>
-      <w:jc w:val="left"/>
-    </w:pPr>
-    <w:r>
-      <w:rPr>
-        <w:rFonts w:ascii="Calibri" w:hAnsi="Calibri" w:cs="Calibri"/>
-        <w:b/>
-        <w:color w:val="666666"/>
-        <w:sz w:val="18"/>
-      </w:rPr>
-      <w:t>Открытия и изобретения</w:t>
-    </w:r>
-    <w:r>
-      <w:rPr>
-        <w:rFonts w:ascii="Calibri" w:hAnsi="Calibri" w:cs="Calibri"/>
-        <w:color w:val="666666"/>
-        <w:sz w:val="18"/>
-      </w:rPr>
-      <w:t xml:space="preserve">    |    1. Основы цивилизации</w:t>
-    </w:r>
-  </w:p>
-</w:hdr>
 </file>
 
 <file path=word/numbering.xml><?xml version="1.0" encoding="utf-8"?>
@@ -668,78 +550,6 @@
   <w:num w:numId="9">
     <w:abstractNumId w:val="0"/>
   </w:num>
-  <w:abstractNum w:abstractNumId="9">
-    <w:multiLevelType w:val="singleLevel"/>
-    <w:lvl w:ilvl="0">
-      <w:start w:val="1"/>
-      <w:numFmt w:val="bullet"/>
-      <w:lvlText w:val="•"/>
-      <w:lvlJc w:val="left"/>
-      <w:pPr>
-        <w:tabs>
-          <w:tab w:val="num" w:pos="540"/>
-        </w:tabs>
-        <w:ind w:left="540" w:hanging="270"/>
-      </w:pPr>
-    </w:lvl>
-  </w:abstractNum>
-  <w:num w:numId="10">
-    <w:abstractNumId w:val="9"/>
-  </w:num>
-  <w:abstractNum w:abstractNumId="10">
-    <w:multiLevelType w:val="singleLevel"/>
-    <w:lvl w:ilvl="0">
-      <w:start w:val="1"/>
-      <w:numFmt w:val="decimal"/>
-      <w:lvlText w:val="%1."/>
-      <w:lvlJc w:val="left"/>
-      <w:pPr>
-        <w:tabs>
-          <w:tab w:val="num" w:pos="540"/>
-        </w:tabs>
-        <w:ind w:left="540" w:hanging="270"/>
-      </w:pPr>
-    </w:lvl>
-  </w:abstractNum>
-  <w:num w:numId="11">
-    <w:abstractNumId w:val="10"/>
-  </w:num>
-  <w:abstractNum w:abstractNumId="11">
-    <w:multiLevelType w:val="singleLevel"/>
-    <w:lvl w:ilvl="0">
-      <w:start w:val="1"/>
-      <w:numFmt w:val="decimal"/>
-      <w:lvlText w:val="%1."/>
-      <w:lvlJc w:val="left"/>
-      <w:pPr>
-        <w:tabs>
-          <w:tab w:val="num" w:pos="540"/>
-        </w:tabs>
-        <w:ind w:left="540" w:hanging="270"/>
-      </w:pPr>
-    </w:lvl>
-  </w:abstractNum>
-  <w:num w:numId="12">
-    <w:abstractNumId w:val="11"/>
-  </w:num>
-  <w:abstractNum w:abstractNumId="12">
-    <w:multiLevelType w:val="singleLevel"/>
-    <w:lvl w:ilvl="0">
-      <w:start w:val="1"/>
-      <w:numFmt w:val="decimal"/>
-      <w:lvlText w:val="%1."/>
-      <w:lvlJc w:val="left"/>
-      <w:pPr>
-        <w:tabs>
-          <w:tab w:val="num" w:pos="540"/>
-        </w:tabs>
-        <w:ind w:left="540" w:hanging="270"/>
-      </w:pPr>
-    </w:lvl>
-  </w:abstractNum>
-  <w:num w:numId="13">
-    <w:abstractNumId w:val="12"/>
-  </w:num>
 </w:numbering>
 </file>
 
@@ -748,7 +558,7 @@
   <w:docDefaults>
     <w:rPrDefault>
       <w:rPr>
-        <w:rFonts w:asciiTheme="minorHAnsi" w:eastAsiaTheme="minorEastAsia" w:hAnsiTheme="minorHAnsi" w:cstheme="minorBidi"/>
+        <w:rFonts/>
         <w:sz w:val="22"/>
         <w:szCs w:val="22"/>
         <w:lang w:val="en-US" w:eastAsia="en-US" w:bidi="ar-SA"/>
@@ -904,12 +714,13 @@
     <w:qFormat/>
     <w:rsid w:val="00FC693F"/>
     <w:pPr>
-      <w:widowControl/>
-      <w:spacing w:before="0" w:after="120" w:line="300" w:lineRule="auto"/>
+      <w:spacing w:after="120" w:line="259" w:lineRule="auto"/>
     </w:pPr>
     <w:rPr>
-      <w:rFonts w:ascii="Calibri" w:hAnsi="Calibri" w:cs="Calibri"/>
-      <w:sz w:val="22"/>
+      <w:rFonts w:ascii="Times New Roman" w:hAnsi="Times New Roman"/>
+      <w:color w:val="000000"/>
+      <w:sz w:val="24"/>
+      <w:lang w:val="ru-RU"/>
     </w:rPr>
   </w:style>
   <w:style w:type="paragraph" w:styleId="Header">
@@ -967,16 +778,17 @@
     <w:pPr>
       <w:keepNext/>
       <w:keepLines/>
-      <w:spacing w:before="360" w:after="200"/>
+      <w:spacing w:before="480" w:after="120" w:line="259" w:lineRule="auto"/>
       <w:outlineLvl w:val="0"/>
     </w:pPr>
     <w:rPr>
-      <w:rFonts w:asciiTheme="majorHAnsi" w:eastAsiaTheme="majorEastAsia" w:hAnsiTheme="majorHAnsi" w:cstheme="majorBidi" w:ascii="Calibri" w:hAnsi="Calibri" w:cs="Calibri"/>
+      <w:rFonts w:ascii="Times New Roman" w:hAnsi="Times New Roman"/>
       <w:b/>
       <w:bCs/>
-      <w:color w:val="2E74B5"/>
-      <w:sz w:val="32"/>
+      <w:color w:val="000000"/>
+      <w:sz w:val="26"/>
       <w:szCs w:val="28"/>
+      <w:lang w:val="ru-RU"/>
     </w:rPr>
   </w:style>
   <w:style w:type="paragraph" w:styleId="Heading2">
@@ -991,16 +803,17 @@
     <w:pPr>
       <w:keepNext/>
       <w:keepLines/>
-      <w:spacing w:before="280" w:after="140"/>
+      <w:spacing w:before="200" w:after="120" w:line="259" w:lineRule="auto"/>
       <w:outlineLvl w:val="1"/>
     </w:pPr>
     <w:rPr>
-      <w:rFonts w:asciiTheme="majorHAnsi" w:eastAsiaTheme="majorEastAsia" w:hAnsiTheme="majorHAnsi" w:cstheme="majorBidi" w:ascii="Calibri" w:hAnsi="Calibri" w:cs="Calibri"/>
+      <w:rFonts w:ascii="Times New Roman" w:hAnsi="Times New Roman"/>
       <w:b/>
       <w:bCs/>
-      <w:color w:val="2E74B5"/>
+      <w:color w:val="000000"/>
       <w:sz w:val="26"/>
       <w:szCs w:val="26"/>
+      <w:lang w:val="ru-RU"/>
     </w:rPr>
   </w:style>
   <w:style w:type="paragraph" w:styleId="Heading3">
@@ -1015,15 +828,14 @@
     <w:pPr>
       <w:keepNext/>
       <w:keepLines/>
-      <w:spacing w:before="200" w:after="100"/>
+      <w:spacing w:before="200" w:after="0"/>
       <w:outlineLvl w:val="2"/>
     </w:pPr>
     <w:rPr>
-      <w:rFonts w:asciiTheme="majorHAnsi" w:eastAsiaTheme="majorEastAsia" w:hAnsiTheme="majorHAnsi" w:cstheme="majorBidi" w:ascii="Calibri" w:hAnsi="Calibri" w:cs="Calibri"/>
+      <w:rFonts/>
       <w:b/>
       <w:bCs/>
-      <w:color w:val="1F4D78"/>
-      <w:sz w:val="24"/>
+      <w:color w:val="4F81BD" w:themeColor="accent1"/>
     </w:rPr>
   </w:style>
   <w:style w:type="paragraph" w:styleId="Heading4">
@@ -1043,7 +855,7 @@
       <w:outlineLvl w:val="3"/>
     </w:pPr>
     <w:rPr>
-      <w:rFonts w:asciiTheme="majorHAnsi" w:eastAsiaTheme="majorEastAsia" w:hAnsiTheme="majorHAnsi" w:cstheme="majorBidi"/>
+      <w:rFonts/>
       <w:b/>
       <w:bCs/>
       <w:i/>
@@ -1068,7 +880,7 @@
       <w:outlineLvl w:val="4"/>
     </w:pPr>
     <w:rPr>
-      <w:rFonts w:asciiTheme="majorHAnsi" w:eastAsiaTheme="majorEastAsia" w:hAnsiTheme="majorHAnsi" w:cstheme="majorBidi"/>
+      <w:rFonts/>
       <w:color w:val="243F60" w:themeColor="accent1" w:themeShade="7F"/>
     </w:rPr>
   </w:style>
@@ -1089,7 +901,7 @@
       <w:outlineLvl w:val="5"/>
     </w:pPr>
     <w:rPr>
-      <w:rFonts w:asciiTheme="majorHAnsi" w:eastAsiaTheme="majorEastAsia" w:hAnsiTheme="majorHAnsi" w:cstheme="majorBidi"/>
+      <w:rFonts/>
       <w:i/>
       <w:iCs/>
       <w:color w:val="243F60" w:themeColor="accent1" w:themeShade="7F"/>
@@ -1112,7 +924,7 @@
       <w:outlineLvl w:val="6"/>
     </w:pPr>
     <w:rPr>
-      <w:rFonts w:asciiTheme="majorHAnsi" w:eastAsiaTheme="majorEastAsia" w:hAnsiTheme="majorHAnsi" w:cstheme="majorBidi"/>
+      <w:rFonts/>
       <w:i/>
       <w:iCs/>
       <w:color w:val="404040" w:themeColor="text1" w:themeTint="BF"/>
@@ -1135,7 +947,7 @@
       <w:outlineLvl w:val="7"/>
     </w:pPr>
     <w:rPr>
-      <w:rFonts w:asciiTheme="majorHAnsi" w:eastAsiaTheme="majorEastAsia" w:hAnsiTheme="majorHAnsi" w:cstheme="majorBidi"/>
+      <w:rFonts/>
       <w:color w:val="4F81BD" w:themeColor="accent1"/>
       <w:sz w:val="20"/>
       <w:szCs w:val="20"/>
@@ -1158,7 +970,7 @@
       <w:outlineLvl w:val="8"/>
     </w:pPr>
     <w:rPr>
-      <w:rFonts w:asciiTheme="majorHAnsi" w:eastAsiaTheme="majorEastAsia" w:hAnsiTheme="majorHAnsi" w:cstheme="majorBidi"/>
+      <w:rFonts/>
       <w:i/>
       <w:iCs/>
       <w:color w:val="404040" w:themeColor="text1" w:themeTint="BF"/>
@@ -1209,7 +1021,7 @@
     <w:uiPriority w:val="9"/>
     <w:rsid w:val="00FC693F"/>
     <w:rPr>
-      <w:rFonts w:asciiTheme="majorHAnsi" w:eastAsiaTheme="majorEastAsia" w:hAnsiTheme="majorHAnsi" w:cstheme="majorBidi"/>
+      <w:rFonts/>
       <w:b/>
       <w:bCs/>
       <w:color w:val="365F91" w:themeColor="accent1" w:themeShade="BF"/>
@@ -1224,7 +1036,7 @@
     <w:uiPriority w:val="9"/>
     <w:rsid w:val="00FC693F"/>
     <w:rPr>
-      <w:rFonts w:asciiTheme="majorHAnsi" w:eastAsiaTheme="majorEastAsia" w:hAnsiTheme="majorHAnsi" w:cstheme="majorBidi"/>
+      <w:rFonts/>
       <w:b/>
       <w:bCs/>
       <w:color w:val="4F81BD" w:themeColor="accent1"/>
@@ -1239,7 +1051,7 @@
     <w:uiPriority w:val="9"/>
     <w:rsid w:val="00FC693F"/>
     <w:rPr>
-      <w:rFonts w:asciiTheme="majorHAnsi" w:eastAsiaTheme="majorEastAsia" w:hAnsiTheme="majorHAnsi" w:cstheme="majorBidi"/>
+      <w:rFonts/>
       <w:b/>
       <w:bCs/>
       <w:color w:val="4F81BD" w:themeColor="accent1"/>
@@ -1254,19 +1066,17 @@
     <w:qFormat/>
     <w:rsid w:val="00FC693F"/>
     <w:pPr>
-      <w:pBdr>
-        <w:bottom w:val="single" w:sz="8" w:space="4" w:color="4F81BD" w:themeColor="accent1"/>
-      </w:pBdr>
-      <w:spacing w:after="300" w:line="240" w:lineRule="auto"/>
+      <w:spacing w:after="120" w:line="259" w:lineRule="auto"/>
       <w:contextualSpacing/>
     </w:pPr>
     <w:rPr>
-      <w:rFonts w:asciiTheme="majorHAnsi" w:eastAsiaTheme="majorEastAsia" w:hAnsiTheme="majorHAnsi" w:cstheme="majorBidi"/>
-      <w:color w:val="17365D" w:themeColor="text2" w:themeShade="BF"/>
+      <w:rFonts w:ascii="Times New Roman" w:hAnsi="Times New Roman"/>
+      <w:color w:val="000000"/>
       <w:spacing w:val="5"/>
       <w:kern w:val="28"/>
-      <w:sz w:val="52"/>
+      <w:sz w:val="40"/>
       <w:szCs w:val="52"/>
+      <w:lang w:val="ru-RU"/>
     </w:rPr>
   </w:style>
   <w:style w:type="character" w:customStyle="1" w:styleId="TitleChar">
@@ -1276,7 +1086,7 @@
     <w:uiPriority w:val="10"/>
     <w:rsid w:val="00FC693F"/>
     <w:rPr>
-      <w:rFonts w:asciiTheme="majorHAnsi" w:eastAsiaTheme="majorEastAsia" w:hAnsiTheme="majorHAnsi" w:cstheme="majorBidi"/>
+      <w:rFonts/>
       <w:color w:val="17365D" w:themeColor="text2" w:themeShade="BF"/>
       <w:spacing w:val="5"/>
       <w:kern w:val="28"/>
@@ -1298,7 +1108,7 @@
       </w:numPr>
     </w:pPr>
     <w:rPr>
-      <w:rFonts w:asciiTheme="majorHAnsi" w:eastAsiaTheme="majorEastAsia" w:hAnsiTheme="majorHAnsi" w:cstheme="majorBidi"/>
+      <w:rFonts/>
       <w:i/>
       <w:iCs/>
       <w:color w:val="4F81BD" w:themeColor="accent1"/>
@@ -1314,7 +1124,7 @@
     <w:uiPriority w:val="11"/>
     <w:rsid w:val="00FC693F"/>
     <w:rPr>
-      <w:rFonts w:asciiTheme="majorHAnsi" w:eastAsiaTheme="majorEastAsia" w:hAnsiTheme="majorHAnsi" w:cstheme="majorBidi"/>
+      <w:rFonts/>
       <w:i/>
       <w:iCs/>
       <w:color w:val="4F81BD" w:themeColor="accent1"/>
@@ -1439,8 +1249,15 @@
       <w:numPr>
         <w:numId w:val="1"/>
       </w:numPr>
+      <w:spacing w:after="120" w:line="259" w:lineRule="auto"/>
       <w:contextualSpacing/>
     </w:pPr>
+    <w:rPr>
+      <w:rFonts w:ascii="Times New Roman" w:hAnsi="Times New Roman"/>
+      <w:color w:val="000000"/>
+      <w:sz w:val="24"/>
+      <w:lang w:val="ru-RU"/>
+    </w:rPr>
   </w:style>
   <w:style w:type="paragraph" w:styleId="ListBullet2">
     <w:name w:val="List Bullet 2"/>
@@ -1612,7 +1429,7 @@
     <w:semiHidden/>
     <w:rsid w:val="00FC693F"/>
     <w:rPr>
-      <w:rFonts w:asciiTheme="majorHAnsi" w:eastAsiaTheme="majorEastAsia" w:hAnsiTheme="majorHAnsi" w:cstheme="majorBidi"/>
+      <w:rFonts/>
       <w:b/>
       <w:bCs/>
       <w:i/>
@@ -1628,7 +1445,7 @@
     <w:semiHidden/>
     <w:rsid w:val="00FC693F"/>
     <w:rPr>
-      <w:rFonts w:asciiTheme="majorHAnsi" w:eastAsiaTheme="majorEastAsia" w:hAnsiTheme="majorHAnsi" w:cstheme="majorBidi"/>
+      <w:rFonts/>
       <w:color w:val="243F60" w:themeColor="accent1" w:themeShade="7F"/>
     </w:rPr>
   </w:style>
@@ -1640,7 +1457,7 @@
     <w:semiHidden/>
     <w:rsid w:val="00FC693F"/>
     <w:rPr>
-      <w:rFonts w:asciiTheme="majorHAnsi" w:eastAsiaTheme="majorEastAsia" w:hAnsiTheme="majorHAnsi" w:cstheme="majorBidi"/>
+      <w:rFonts/>
       <w:i/>
       <w:iCs/>
       <w:color w:val="243F60" w:themeColor="accent1" w:themeShade="7F"/>
@@ -1654,7 +1471,7 @@
     <w:semiHidden/>
     <w:rsid w:val="00FC693F"/>
     <w:rPr>
-      <w:rFonts w:asciiTheme="majorHAnsi" w:eastAsiaTheme="majorEastAsia" w:hAnsiTheme="majorHAnsi" w:cstheme="majorBidi"/>
+      <w:rFonts/>
       <w:i/>
       <w:iCs/>
       <w:color w:val="404040" w:themeColor="text1" w:themeTint="BF"/>
@@ -1668,7 +1485,7 @@
     <w:semiHidden/>
     <w:rsid w:val="00FC693F"/>
     <w:rPr>
-      <w:rFonts w:asciiTheme="majorHAnsi" w:eastAsiaTheme="majorEastAsia" w:hAnsiTheme="majorHAnsi" w:cstheme="majorBidi"/>
+      <w:rFonts/>
       <w:color w:val="4F81BD" w:themeColor="accent1"/>
       <w:sz w:val="20"/>
       <w:szCs w:val="20"/>
@@ -1682,7 +1499,7 @@
     <w:semiHidden/>
     <w:rsid w:val="00FC693F"/>
     <w:rPr>
-      <w:rFonts w:asciiTheme="majorHAnsi" w:eastAsiaTheme="majorEastAsia" w:hAnsiTheme="majorHAnsi" w:cstheme="majorBidi"/>
+      <w:rFonts/>
       <w:i/>
       <w:iCs/>
       <w:color w:val="404040" w:themeColor="text1" w:themeTint="BF"/>
@@ -1741,9 +1558,6 @@
     <w:qFormat/>
     <w:rsid w:val="00FC693F"/>
     <w:pPr>
-      <w:pBdr>
-        <w:bottom w:val="single" w:sz="4" w:space="4" w:color="4F81BD" w:themeColor="accent1"/>
-      </w:pBdr>
       <w:spacing w:before="200" w:after="280"/>
       <w:ind w:left="936" w:right="936"/>
     </w:pPr>
@@ -3271,7 +3085,7 @@
         <w:spacing w:before="0" w:after="0" w:line="240" w:lineRule="auto"/>
       </w:pPr>
       <w:rPr>
-        <w:rFonts w:asciiTheme="majorHAnsi" w:eastAsiaTheme="majorEastAsia" w:hAnsiTheme="majorHAnsi" w:cstheme="majorBidi"/>
+        <w:rFonts/>
         <w:b/>
         <w:bCs/>
       </w:rPr>
@@ -3292,7 +3106,7 @@
         <w:spacing w:before="0" w:after="0" w:line="240" w:lineRule="auto"/>
       </w:pPr>
       <w:rPr>
-        <w:rFonts w:asciiTheme="majorHAnsi" w:eastAsiaTheme="majorEastAsia" w:hAnsiTheme="majorHAnsi" w:cstheme="majorBidi"/>
+        <w:rFonts/>
         <w:b/>
         <w:bCs/>
       </w:rPr>
@@ -3310,14 +3124,14 @@
     </w:tblStylePr>
     <w:tblStylePr w:type="firstCol">
       <w:rPr>
-        <w:rFonts w:asciiTheme="majorHAnsi" w:eastAsiaTheme="majorEastAsia" w:hAnsiTheme="majorHAnsi" w:cstheme="majorBidi"/>
+        <w:rFonts/>
         <w:b/>
         <w:bCs/>
       </w:rPr>
     </w:tblStylePr>
     <w:tblStylePr w:type="lastCol">
       <w:rPr>
-        <w:rFonts w:asciiTheme="majorHAnsi" w:eastAsiaTheme="majorEastAsia" w:hAnsiTheme="majorHAnsi" w:cstheme="majorBidi"/>
+        <w:rFonts/>
         <w:b/>
         <w:bCs/>
       </w:rPr>
@@ -3401,7 +3215,7 @@
         <w:spacing w:before="0" w:after="0" w:line="240" w:lineRule="auto"/>
       </w:pPr>
       <w:rPr>
-        <w:rFonts w:asciiTheme="majorHAnsi" w:eastAsiaTheme="majorEastAsia" w:hAnsiTheme="majorHAnsi" w:cstheme="majorBidi"/>
+        <w:rFonts/>
         <w:b/>
         <w:bCs/>
       </w:rPr>
@@ -3422,7 +3236,7 @@
         <w:spacing w:before="0" w:after="0" w:line="240" w:lineRule="auto"/>
       </w:pPr>
       <w:rPr>
-        <w:rFonts w:asciiTheme="majorHAnsi" w:eastAsiaTheme="majorEastAsia" w:hAnsiTheme="majorHAnsi" w:cstheme="majorBidi"/>
+        <w:rFonts/>
         <w:b/>
         <w:bCs/>
       </w:rPr>
@@ -3440,14 +3254,14 @@
     </w:tblStylePr>
     <w:tblStylePr w:type="firstCol">
       <w:rPr>
-        <w:rFonts w:asciiTheme="majorHAnsi" w:eastAsiaTheme="majorEastAsia" w:hAnsiTheme="majorHAnsi" w:cstheme="majorBidi"/>
+        <w:rFonts/>
         <w:b/>
         <w:bCs/>
       </w:rPr>
     </w:tblStylePr>
     <w:tblStylePr w:type="lastCol">
       <w:rPr>
-        <w:rFonts w:asciiTheme="majorHAnsi" w:eastAsiaTheme="majorEastAsia" w:hAnsiTheme="majorHAnsi" w:cstheme="majorBidi"/>
+        <w:rFonts/>
         <w:b/>
         <w:bCs/>
       </w:rPr>
@@ -3531,7 +3345,7 @@
         <w:spacing w:before="0" w:after="0" w:line="240" w:lineRule="auto"/>
       </w:pPr>
       <w:rPr>
-        <w:rFonts w:asciiTheme="majorHAnsi" w:eastAsiaTheme="majorEastAsia" w:hAnsiTheme="majorHAnsi" w:cstheme="majorBidi"/>
+        <w:rFonts/>
         <w:b/>
         <w:bCs/>
       </w:rPr>
@@ -3552,7 +3366,7 @@
         <w:spacing w:before="0" w:after="0" w:line="240" w:lineRule="auto"/>
       </w:pPr>
       <w:rPr>
-        <w:rFonts w:asciiTheme="majorHAnsi" w:eastAsiaTheme="majorEastAsia" w:hAnsiTheme="majorHAnsi" w:cstheme="majorBidi"/>
+        <w:rFonts/>
         <w:b/>
         <w:bCs/>
       </w:rPr>
@@ -3570,14 +3384,14 @@
     </w:tblStylePr>
     <w:tblStylePr w:type="firstCol">
       <w:rPr>
-        <w:rFonts w:asciiTheme="majorHAnsi" w:eastAsiaTheme="majorEastAsia" w:hAnsiTheme="majorHAnsi" w:cstheme="majorBidi"/>
+        <w:rFonts/>
         <w:b/>
         <w:bCs/>
       </w:rPr>
     </w:tblStylePr>
     <w:tblStylePr w:type="lastCol">
       <w:rPr>
-        <w:rFonts w:asciiTheme="majorHAnsi" w:eastAsiaTheme="majorEastAsia" w:hAnsiTheme="majorHAnsi" w:cstheme="majorBidi"/>
+        <w:rFonts/>
         <w:b/>
         <w:bCs/>
       </w:rPr>
@@ -3661,7 +3475,7 @@
         <w:spacing w:before="0" w:after="0" w:line="240" w:lineRule="auto"/>
       </w:pPr>
       <w:rPr>
-        <w:rFonts w:asciiTheme="majorHAnsi" w:eastAsiaTheme="majorEastAsia" w:hAnsiTheme="majorHAnsi" w:cstheme="majorBidi"/>
+        <w:rFonts/>
         <w:b/>
         <w:bCs/>
       </w:rPr>
@@ -3682,7 +3496,7 @@
         <w:spacing w:before="0" w:after="0" w:line="240" w:lineRule="auto"/>
       </w:pPr>
       <w:rPr>
-        <w:rFonts w:asciiTheme="majorHAnsi" w:eastAsiaTheme="majorEastAsia" w:hAnsiTheme="majorHAnsi" w:cstheme="majorBidi"/>
+        <w:rFonts/>
         <w:b/>
         <w:bCs/>
       </w:rPr>
@@ -3700,14 +3514,14 @@
     </w:tblStylePr>
     <w:tblStylePr w:type="firstCol">
       <w:rPr>
-        <w:rFonts w:asciiTheme="majorHAnsi" w:eastAsiaTheme="majorEastAsia" w:hAnsiTheme="majorHAnsi" w:cstheme="majorBidi"/>
+        <w:rFonts/>
         <w:b/>
         <w:bCs/>
       </w:rPr>
     </w:tblStylePr>
     <w:tblStylePr w:type="lastCol">
       <w:rPr>
-        <w:rFonts w:asciiTheme="majorHAnsi" w:eastAsiaTheme="majorEastAsia" w:hAnsiTheme="majorHAnsi" w:cstheme="majorBidi"/>
+        <w:rFonts/>
         <w:b/>
         <w:bCs/>
       </w:rPr>
@@ -3791,7 +3605,7 @@
         <w:spacing w:before="0" w:after="0" w:line="240" w:lineRule="auto"/>
       </w:pPr>
       <w:rPr>
-        <w:rFonts w:asciiTheme="majorHAnsi" w:eastAsiaTheme="majorEastAsia" w:hAnsiTheme="majorHAnsi" w:cstheme="majorBidi"/>
+        <w:rFonts/>
         <w:b/>
         <w:bCs/>
       </w:rPr>
@@ -3812,7 +3626,7 @@
         <w:spacing w:before="0" w:after="0" w:line="240" w:lineRule="auto"/>
       </w:pPr>
       <w:rPr>
-        <w:rFonts w:asciiTheme="majorHAnsi" w:eastAsiaTheme="majorEastAsia" w:hAnsiTheme="majorHAnsi" w:cstheme="majorBidi"/>
+        <w:rFonts/>
         <w:b/>
         <w:bCs/>
       </w:rPr>
@@ -3830,14 +3644,14 @@
     </w:tblStylePr>
     <w:tblStylePr w:type="firstCol">
       <w:rPr>
-        <w:rFonts w:asciiTheme="majorHAnsi" w:eastAsiaTheme="majorEastAsia" w:hAnsiTheme="majorHAnsi" w:cstheme="majorBidi"/>
+        <w:rFonts/>
         <w:b/>
         <w:bCs/>
       </w:rPr>
     </w:tblStylePr>
     <w:tblStylePr w:type="lastCol">
       <w:rPr>
-        <w:rFonts w:asciiTheme="majorHAnsi" w:eastAsiaTheme="majorEastAsia" w:hAnsiTheme="majorHAnsi" w:cstheme="majorBidi"/>
+        <w:rFonts/>
         <w:b/>
         <w:bCs/>
       </w:rPr>
@@ -3921,7 +3735,7 @@
         <w:spacing w:before="0" w:after="0" w:line="240" w:lineRule="auto"/>
       </w:pPr>
       <w:rPr>
-        <w:rFonts w:asciiTheme="majorHAnsi" w:eastAsiaTheme="majorEastAsia" w:hAnsiTheme="majorHAnsi" w:cstheme="majorBidi"/>
+        <w:rFonts/>
         <w:b/>
         <w:bCs/>
       </w:rPr>
@@ -3942,7 +3756,7 @@
         <w:spacing w:before="0" w:after="0" w:line="240" w:lineRule="auto"/>
       </w:pPr>
       <w:rPr>
-        <w:rFonts w:asciiTheme="majorHAnsi" w:eastAsiaTheme="majorEastAsia" w:hAnsiTheme="majorHAnsi" w:cstheme="majorBidi"/>
+        <w:rFonts/>
         <w:b/>
         <w:bCs/>
       </w:rPr>
@@ -3960,14 +3774,14 @@
     </w:tblStylePr>
     <w:tblStylePr w:type="firstCol">
       <w:rPr>
-        <w:rFonts w:asciiTheme="majorHAnsi" w:eastAsiaTheme="majorEastAsia" w:hAnsiTheme="majorHAnsi" w:cstheme="majorBidi"/>
+        <w:rFonts/>
         <w:b/>
         <w:bCs/>
       </w:rPr>
     </w:tblStylePr>
     <w:tblStylePr w:type="lastCol">
       <w:rPr>
-        <w:rFonts w:asciiTheme="majorHAnsi" w:eastAsiaTheme="majorEastAsia" w:hAnsiTheme="majorHAnsi" w:cstheme="majorBidi"/>
+        <w:rFonts/>
         <w:b/>
         <w:bCs/>
       </w:rPr>
@@ -4051,7 +3865,7 @@
         <w:spacing w:before="0" w:after="0" w:line="240" w:lineRule="auto"/>
       </w:pPr>
       <w:rPr>
-        <w:rFonts w:asciiTheme="majorHAnsi" w:eastAsiaTheme="majorEastAsia" w:hAnsiTheme="majorHAnsi" w:cstheme="majorBidi"/>
+        <w:rFonts/>
         <w:b/>
         <w:bCs/>
       </w:rPr>
@@ -4072,7 +3886,7 @@
         <w:spacing w:before="0" w:after="0" w:line="240" w:lineRule="auto"/>
       </w:pPr>
       <w:rPr>
-        <w:rFonts w:asciiTheme="majorHAnsi" w:eastAsiaTheme="majorEastAsia" w:hAnsiTheme="majorHAnsi" w:cstheme="majorBidi"/>
+        <w:rFonts/>
         <w:b/>
         <w:bCs/>
       </w:rPr>
@@ -4090,14 +3904,14 @@
     </w:tblStylePr>
     <w:tblStylePr w:type="firstCol">
       <w:rPr>
-        <w:rFonts w:asciiTheme="majorHAnsi" w:eastAsiaTheme="majorEastAsia" w:hAnsiTheme="majorHAnsi" w:cstheme="majorBidi"/>
+        <w:rFonts/>
         <w:b/>
         <w:bCs/>
       </w:rPr>
     </w:tblStylePr>
     <w:tblStylePr w:type="lastCol">
       <w:rPr>
-        <w:rFonts w:asciiTheme="majorHAnsi" w:eastAsiaTheme="majorEastAsia" w:hAnsiTheme="majorHAnsi" w:cstheme="majorBidi"/>
+        <w:rFonts/>
         <w:b/>
         <w:bCs/>
       </w:rPr>
@@ -5962,7 +5776,7 @@
     </w:tblPr>
     <w:tblStylePr w:type="firstRow">
       <w:rPr>
-        <w:rFonts w:asciiTheme="majorHAnsi" w:eastAsiaTheme="majorEastAsia" w:hAnsiTheme="majorHAnsi" w:cstheme="majorBidi"/>
+        <w:rFonts/>
       </w:rPr>
       <w:tblPr/>
       <w:tcPr>
@@ -6046,7 +5860,7 @@
     </w:tblPr>
     <w:tblStylePr w:type="firstRow">
       <w:rPr>
-        <w:rFonts w:asciiTheme="majorHAnsi" w:eastAsiaTheme="majorEastAsia" w:hAnsiTheme="majorHAnsi" w:cstheme="majorBidi"/>
+        <w:rFonts/>
       </w:rPr>
       <w:tblPr/>
       <w:tcPr>
@@ -6130,7 +5944,7 @@
     </w:tblPr>
     <w:tblStylePr w:type="firstRow">
       <w:rPr>
-        <w:rFonts w:asciiTheme="majorHAnsi" w:eastAsiaTheme="majorEastAsia" w:hAnsiTheme="majorHAnsi" w:cstheme="majorBidi"/>
+        <w:rFonts/>
       </w:rPr>
       <w:tblPr/>
       <w:tcPr>
@@ -6214,7 +6028,7 @@
     </w:tblPr>
     <w:tblStylePr w:type="firstRow">
       <w:rPr>
-        <w:rFonts w:asciiTheme="majorHAnsi" w:eastAsiaTheme="majorEastAsia" w:hAnsiTheme="majorHAnsi" w:cstheme="majorBidi"/>
+        <w:rFonts/>
       </w:rPr>
       <w:tblPr/>
       <w:tcPr>
@@ -6298,7 +6112,7 @@
     </w:tblPr>
     <w:tblStylePr w:type="firstRow">
       <w:rPr>
-        <w:rFonts w:asciiTheme="majorHAnsi" w:eastAsiaTheme="majorEastAsia" w:hAnsiTheme="majorHAnsi" w:cstheme="majorBidi"/>
+        <w:rFonts/>
       </w:rPr>
       <w:tblPr/>
       <w:tcPr>
@@ -6382,7 +6196,7 @@
     </w:tblPr>
     <w:tblStylePr w:type="firstRow">
       <w:rPr>
-        <w:rFonts w:asciiTheme="majorHAnsi" w:eastAsiaTheme="majorEastAsia" w:hAnsiTheme="majorHAnsi" w:cstheme="majorBidi"/>
+        <w:rFonts/>
       </w:rPr>
       <w:tblPr/>
       <w:tcPr>
@@ -6466,7 +6280,7 @@
     </w:tblPr>
     <w:tblStylePr w:type="firstRow">
       <w:rPr>
-        <w:rFonts w:asciiTheme="majorHAnsi" w:eastAsiaTheme="majorEastAsia" w:hAnsiTheme="majorHAnsi" w:cstheme="majorBidi"/>
+        <w:rFonts/>
       </w:rPr>
       <w:tblPr/>
       <w:tcPr>
@@ -6531,7 +6345,7 @@
       <w:spacing w:after="0" w:line="240" w:lineRule="auto"/>
     </w:pPr>
     <w:rPr>
-      <w:rFonts w:asciiTheme="majorHAnsi" w:eastAsiaTheme="majorEastAsia" w:hAnsiTheme="majorHAnsi" w:cstheme="majorBidi"/>
+      <w:rFonts/>
       <w:color w:val="000000" w:themeColor="text1"/>
     </w:rPr>
     <w:tblPr>
@@ -6659,7 +6473,7 @@
       <w:spacing w:after="0" w:line="240" w:lineRule="auto"/>
     </w:pPr>
     <w:rPr>
-      <w:rFonts w:asciiTheme="majorHAnsi" w:eastAsiaTheme="majorEastAsia" w:hAnsiTheme="majorHAnsi" w:cstheme="majorBidi"/>
+      <w:rFonts/>
       <w:color w:val="000000" w:themeColor="text1"/>
     </w:rPr>
     <w:tblPr>
@@ -6787,7 +6601,7 @@
       <w:spacing w:after="0" w:line="240" w:lineRule="auto"/>
     </w:pPr>
     <w:rPr>
-      <w:rFonts w:asciiTheme="majorHAnsi" w:eastAsiaTheme="majorEastAsia" w:hAnsiTheme="majorHAnsi" w:cstheme="majorBidi"/>
+      <w:rFonts/>
       <w:color w:val="000000" w:themeColor="text1"/>
     </w:rPr>
     <w:tblPr>
@@ -6915,7 +6729,7 @@
       <w:spacing w:after="0" w:line="240" w:lineRule="auto"/>
     </w:pPr>
     <w:rPr>
-      <w:rFonts w:asciiTheme="majorHAnsi" w:eastAsiaTheme="majorEastAsia" w:hAnsiTheme="majorHAnsi" w:cstheme="majorBidi"/>
+      <w:rFonts/>
       <w:color w:val="000000" w:themeColor="text1"/>
     </w:rPr>
     <w:tblPr>
@@ -7043,7 +6857,7 @@
       <w:spacing w:after="0" w:line="240" w:lineRule="auto"/>
     </w:pPr>
     <w:rPr>
-      <w:rFonts w:asciiTheme="majorHAnsi" w:eastAsiaTheme="majorEastAsia" w:hAnsiTheme="majorHAnsi" w:cstheme="majorBidi"/>
+      <w:rFonts/>
       <w:color w:val="000000" w:themeColor="text1"/>
     </w:rPr>
     <w:tblPr>
@@ -7171,7 +6985,7 @@
       <w:spacing w:after="0" w:line="240" w:lineRule="auto"/>
     </w:pPr>
     <w:rPr>
-      <w:rFonts w:asciiTheme="majorHAnsi" w:eastAsiaTheme="majorEastAsia" w:hAnsiTheme="majorHAnsi" w:cstheme="majorBidi"/>
+      <w:rFonts/>
       <w:color w:val="000000" w:themeColor="text1"/>
     </w:rPr>
     <w:tblPr>
@@ -7299,7 +7113,7 @@
       <w:spacing w:after="0" w:line="240" w:lineRule="auto"/>
     </w:pPr>
     <w:rPr>
-      <w:rFonts w:asciiTheme="majorHAnsi" w:eastAsiaTheme="majorEastAsia" w:hAnsiTheme="majorHAnsi" w:cstheme="majorBidi"/>
+      <w:rFonts/>
       <w:color w:val="000000" w:themeColor="text1"/>
     </w:rPr>
     <w:tblPr>
@@ -7938,7 +7752,7 @@
       <w:spacing w:after="0" w:line="240" w:lineRule="auto"/>
     </w:pPr>
     <w:rPr>
-      <w:rFonts w:asciiTheme="majorHAnsi" w:eastAsiaTheme="majorEastAsia" w:hAnsiTheme="majorHAnsi" w:cstheme="majorBidi"/>
+      <w:rFonts/>
       <w:color w:val="000000" w:themeColor="text1"/>
     </w:rPr>
     <w:tblPr>
@@ -8063,7 +7877,7 @@
       <w:spacing w:after="0" w:line="240" w:lineRule="auto"/>
     </w:pPr>
     <w:rPr>
-      <w:rFonts w:asciiTheme="majorHAnsi" w:eastAsiaTheme="majorEastAsia" w:hAnsiTheme="majorHAnsi" w:cstheme="majorBidi"/>
+      <w:rFonts/>
       <w:color w:val="000000" w:themeColor="text1"/>
     </w:rPr>
     <w:tblPr>
@@ -8188,7 +8002,7 @@
       <w:spacing w:after="0" w:line="240" w:lineRule="auto"/>
     </w:pPr>
     <w:rPr>
-      <w:rFonts w:asciiTheme="majorHAnsi" w:eastAsiaTheme="majorEastAsia" w:hAnsiTheme="majorHAnsi" w:cstheme="majorBidi"/>
+      <w:rFonts/>
       <w:color w:val="000000" w:themeColor="text1"/>
     </w:rPr>
     <w:tblPr>
@@ -8313,7 +8127,7 @@
       <w:spacing w:after="0" w:line="240" w:lineRule="auto"/>
     </w:pPr>
     <w:rPr>
-      <w:rFonts w:asciiTheme="majorHAnsi" w:eastAsiaTheme="majorEastAsia" w:hAnsiTheme="majorHAnsi" w:cstheme="majorBidi"/>
+      <w:rFonts/>
       <w:color w:val="000000" w:themeColor="text1"/>
     </w:rPr>
     <w:tblPr>
@@ -8438,7 +8252,7 @@
       <w:spacing w:after="0" w:line="240" w:lineRule="auto"/>
     </w:pPr>
     <w:rPr>
-      <w:rFonts w:asciiTheme="majorHAnsi" w:eastAsiaTheme="majorEastAsia" w:hAnsiTheme="majorHAnsi" w:cstheme="majorBidi"/>
+      <w:rFonts/>
       <w:color w:val="000000" w:themeColor="text1"/>
     </w:rPr>
     <w:tblPr>
@@ -8563,7 +8377,7 @@
       <w:spacing w:after="0" w:line="240" w:lineRule="auto"/>
     </w:pPr>
     <w:rPr>
-      <w:rFonts w:asciiTheme="majorHAnsi" w:eastAsiaTheme="majorEastAsia" w:hAnsiTheme="majorHAnsi" w:cstheme="majorBidi"/>
+      <w:rFonts/>
       <w:color w:val="000000" w:themeColor="text1"/>
     </w:rPr>
     <w:tblPr>
@@ -8688,7 +8502,7 @@
       <w:spacing w:after="0" w:line="240" w:lineRule="auto"/>
     </w:pPr>
     <w:rPr>
-      <w:rFonts w:asciiTheme="majorHAnsi" w:eastAsiaTheme="majorEastAsia" w:hAnsiTheme="majorHAnsi" w:cstheme="majorBidi"/>
+      <w:rFonts/>
       <w:color w:val="000000" w:themeColor="text1"/>
     </w:rPr>
     <w:tblPr>
